--- a/public/templates/劳动争议律师函.docx
+++ b/public/templates/劳动争议律师函.docx
@@ -31,23 +31,122 @@
           <w:sz w:val="24"/>
           <w:szCs w:val="24"/>
         </w:rPr>
-        <w:t xml:space="preserve">{{公司名称}}：</w:t>
-      </w:r>
-    </w:p>
-    <w:p/>
-    <w:p>
-      <w:pPr>
-        <w:spacing w:line="360"/>
-        <w:ind w:firstLine="480"/>
-      </w:pPr>
-      <w:r>
-        <w:rPr>
-          <w:rFonts w:ascii="宋体" w:cs="宋体" w:eastAsia="宋体" w:hAnsi="宋体"/>
-          <w:color w:val="FF0000"/>
-          <w:sz w:val="24"/>
-          <w:szCs w:val="24"/>
-        </w:rPr>
-        <w:t xml:space="preserve">{{律师事务所名称}}接受{{员工姓名}}的委托，就贵公司与{{员工姓名}}之间的劳动争议一事，特致函如下：</w:t>
+        <w:t xml:space="preserve">{{律师事务所名称}}劳动争议律师函</w:t>
+      </w:r>
+    </w:p>
+    <w:p>
+      <w:pPr>
+        <w:spacing w:line="360"/>
+      </w:pPr>
+      <w:r>
+        <w:rPr>
+          <w:rFonts w:ascii="宋体" w:cs="宋体" w:eastAsia="宋体" w:hAnsi="宋体"/>
+          <w:color w:val="FF0000"/>
+          <w:sz w:val="24"/>
+          <w:szCs w:val="24"/>
+        </w:rPr>
+        <w:t xml:space="preserve">（{{年份}}）{{律所简称}}律劳字第{{函件编号}}号</w:t>
+      </w:r>
+    </w:p>
+    <w:p/>
+    <w:p>
+      <w:pPr>
+        <w:spacing w:line="360"/>
+      </w:pPr>
+      <w:r>
+        <w:rPr>
+          <w:rFonts w:ascii="宋体" w:cs="宋体" w:eastAsia="宋体" w:hAnsi="宋体"/>
+          <w:color w:val="FF0000"/>
+          <w:sz w:val="24"/>
+          <w:szCs w:val="24"/>
+        </w:rPr>
+        <w:t xml:space="preserve">致：{{公司名称}}</w:t>
+      </w:r>
+    </w:p>
+    <w:p>
+      <w:pPr>
+        <w:spacing w:line="360"/>
+      </w:pPr>
+      <w:r>
+        <w:rPr>
+          <w:rFonts w:ascii="宋体" w:cs="宋体" w:eastAsia="宋体" w:hAnsi="宋体"/>
+          <w:color w:val="FF0000"/>
+          <w:sz w:val="24"/>
+          <w:szCs w:val="24"/>
+        </w:rPr>
+        <w:t xml:space="preserve">地址：{{公司地址}}</w:t>
+      </w:r>
+    </w:p>
+    <w:p>
+      <w:pPr>
+        <w:spacing w:line="360"/>
+      </w:pPr>
+      <w:r>
+        <w:rPr>
+          <w:rFonts w:ascii="宋体" w:cs="宋体" w:eastAsia="宋体" w:hAnsi="宋体"/>
+          <w:color w:val="FF0000"/>
+          <w:sz w:val="24"/>
+          <w:szCs w:val="24"/>
+        </w:rPr>
+        <w:t xml:space="preserve">法定代表人：{{法定代表人}}</w:t>
+      </w:r>
+    </w:p>
+    <w:p>
+      <w:pPr>
+        <w:spacing w:line="360"/>
+      </w:pPr>
+      <w:r>
+        <w:rPr>
+          <w:rFonts w:ascii="宋体" w:cs="宋体" w:eastAsia="宋体" w:hAnsi="宋体"/>
+          <w:color w:val="FF0000"/>
+          <w:sz w:val="24"/>
+          <w:szCs w:val="24"/>
+        </w:rPr>
+        <w:t xml:space="preserve">人力资源部负责人：{{人力资源部负责人}}</w:t>
+      </w:r>
+    </w:p>
+    <w:p>
+      <w:pPr>
+        <w:spacing w:line="360"/>
+      </w:pPr>
+      <w:r>
+        <w:rPr>
+          <w:rFonts w:ascii="宋体" w:cs="宋体" w:eastAsia="宋体" w:hAnsi="宋体"/>
+          <w:color w:val="FF0000"/>
+          <w:sz w:val="24"/>
+          <w:szCs w:val="24"/>
+        </w:rPr>
+        <w:t xml:space="preserve">联系电话：{{公司电话}}</w:t>
+      </w:r>
+    </w:p>
+    <w:p>
+      <w:pPr>
+        <w:spacing w:line="360"/>
+      </w:pPr>
+      <w:r>
+        <w:rPr>
+          <w:rFonts w:ascii="宋体" w:cs="宋体" w:eastAsia="宋体" w:hAnsi="宋体"/>
+          <w:color w:val="FF0000"/>
+          <w:sz w:val="24"/>
+          <w:szCs w:val="24"/>
+        </w:rPr>
+        <w:t xml:space="preserve">电子邮箱：{{公司邮箱}}</w:t>
+      </w:r>
+    </w:p>
+    <w:p/>
+    <w:p>
+      <w:pPr>
+        <w:spacing w:line="360"/>
+        <w:ind w:firstLine="480"/>
+      </w:pPr>
+      <w:r>
+        <w:rPr>
+          <w:rFonts w:ascii="宋体" w:cs="宋体" w:eastAsia="宋体" w:hAnsi="宋体"/>
+          <w:color w:val="FF0000"/>
+          <w:sz w:val="24"/>
+          <w:szCs w:val="24"/>
+        </w:rPr>
+        <w:t xml:space="preserve">{{律师事务所名称}}接受{{员工姓名}}（以下简称"委托人"）的委托，指派本所{{律师姓名}}律师（执业证号：{{律师执业证号}}），就贵公司与委托人之间的劳动争议一事，特致函如下：</w:t>
       </w:r>
     </w:p>
     <w:p/>
@@ -79,7 +178,22 @@
           <w:sz w:val="24"/>
           <w:szCs w:val="24"/>
         </w:rPr>
-        <w:t xml:space="preserve">{{员工姓名}}于{{入职日期}}入职贵公司，担任{{岗位名称}}职务。</w:t>
+        <w:t xml:space="preserve">委托人于{{入职日期}}入职贵公司，担任{{岗位名称}}职务，月工资人民币{{工资金额}}元。</w:t>
+      </w:r>
+    </w:p>
+    <w:p>
+      <w:pPr>
+        <w:spacing w:line="360"/>
+        <w:ind w:firstLine="480"/>
+      </w:pPr>
+      <w:r>
+        <w:rPr>
+          <w:rFonts w:ascii="宋体" w:cs="宋体" w:eastAsia="宋体" w:hAnsi="宋体"/>
+          <w:color w:val="FF0000"/>
+          <w:sz w:val="24"/>
+          <w:szCs w:val="24"/>
+        </w:rPr>
+        <w:t xml:space="preserve">双方签订了{{劳动合同类型}}，劳动合同期限自{{合同开始日期}}至{{合同结束日期}}。</w:t>
       </w:r>
     </w:p>
     <w:p>
@@ -110,6 +224,21 @@
           <w:szCs w:val="24"/>
         </w:rPr>
         <w:t xml:space="preserve">{{争议事实描述}}</w:t>
+      </w:r>
+    </w:p>
+    <w:p>
+      <w:pPr>
+        <w:spacing w:line="360"/>
+        <w:ind w:firstLine="480"/>
+      </w:pPr>
+      <w:r>
+        <w:rPr>
+          <w:rFonts w:ascii="宋体" w:cs="宋体" w:eastAsia="宋体" w:hAnsi="宋体"/>
+          <w:color w:val="FF0000"/>
+          <w:sz w:val="24"/>
+          <w:szCs w:val="24"/>
+        </w:rPr>
+        <w:t xml:space="preserve">上述事实有{{劳动合同}}、{{工资条}}、{{工作记录}}等证据材料予以证实（详见附件清单）。</w:t>
       </w:r>
     </w:p>
     <w:p/>
@@ -141,22 +270,96 @@
           <w:sz w:val="24"/>
           <w:szCs w:val="24"/>
         </w:rPr>
-        <w:t xml:space="preserve">根据《中华人民共和国劳动合同法》第{{条款}}条的规定："{{法律条文内容}}"</w:t>
-      </w:r>
-    </w:p>
-    <w:p>
-      <w:pPr>
-        <w:spacing w:line="360"/>
-        <w:ind w:firstLine="480"/>
-      </w:pPr>
-      <w:r>
-        <w:rPr>
-          <w:rFonts w:ascii="宋体" w:cs="宋体" w:eastAsia="宋体" w:hAnsi="宋体"/>
-          <w:color w:val="FF0000"/>
-          <w:sz w:val="24"/>
-          <w:szCs w:val="24"/>
-        </w:rPr>
-        <w:t xml:space="preserve">贵公司的行为{{违法性分析}}。</w:t>
+        <w:t xml:space="preserve">根据《中华人民共和国劳动合同法》第{{条款}}条的规定："{{法律条文内容}}"。</w:t>
+      </w:r>
+    </w:p>
+    <w:p>
+      <w:pPr>
+        <w:spacing w:line="360"/>
+        <w:ind w:firstLine="480"/>
+      </w:pPr>
+      <w:r>
+        <w:rPr>
+          <w:rFonts w:ascii="宋体" w:cs="宋体" w:eastAsia="宋体" w:hAnsi="宋体"/>
+          <w:color w:val="FF0000"/>
+          <w:sz w:val="24"/>
+          <w:szCs w:val="24"/>
+        </w:rPr>
+        <w:t xml:space="preserve">根据《中华人民共和国劳动合同法》第{{条款2}}条的规定："{{法律条文内容2}}"。</w:t>
+      </w:r>
+    </w:p>
+    <w:p>
+      <w:pPr>
+        <w:spacing w:line="360"/>
+        <w:ind w:firstLine="480"/>
+      </w:pPr>
+      <w:r>
+        <w:rPr>
+          <w:rFonts w:ascii="宋体" w:cs="宋体" w:eastAsia="宋体" w:hAnsi="宋体"/>
+          <w:color w:val="FF0000"/>
+          <w:sz w:val="24"/>
+          <w:szCs w:val="24"/>
+        </w:rPr>
+        <w:t xml:space="preserve">根据《中华人民共和国劳动合同法实施条例》第{{实施条例条款}}条的规定："{{实施条例内容}}"。</w:t>
+      </w:r>
+    </w:p>
+    <w:p>
+      <w:pPr>
+        <w:spacing w:line="360"/>
+        <w:ind w:firstLine="480"/>
+      </w:pPr>
+      <w:r>
+        <w:rPr>
+          <w:rFonts w:ascii="宋体" w:cs="宋体" w:eastAsia="宋体" w:hAnsi="宋体"/>
+          <w:color w:val="FF0000"/>
+          <w:sz w:val="24"/>
+          <w:szCs w:val="24"/>
+        </w:rPr>
+        <w:t xml:space="preserve">根据《最高人民法院关于审理劳动争议案件适用法律若干问题的解释（一）》第{{司法解释条款}}条的规定："{{司法解释内容}}"。</w:t>
+      </w:r>
+    </w:p>
+    <w:p>
+      <w:pPr>
+        <w:spacing w:line="360"/>
+        <w:ind w:firstLine="480"/>
+      </w:pPr>
+      <w:r>
+        <w:rPr>
+          <w:rFonts w:ascii="宋体" w:cs="宋体" w:eastAsia="宋体" w:hAnsi="宋体"/>
+          <w:color w:val="FF0000"/>
+          <w:sz w:val="24"/>
+          <w:szCs w:val="24"/>
+        </w:rPr>
+        <w:t xml:space="preserve">根据《中华人民共和国劳动法》第{{条款}}条的规定："{{法律条文内容}}"。</w:t>
+      </w:r>
+    </w:p>
+    <w:p>
+      <w:pPr>
+        <w:spacing w:line="360"/>
+        <w:ind w:firstLine="480"/>
+      </w:pPr>
+      <w:r>
+        <w:rPr>
+          <w:rFonts w:ascii="宋体" w:cs="宋体" w:eastAsia="宋体" w:hAnsi="宋体"/>
+          <w:color w:val="FF0000"/>
+          <w:sz w:val="24"/>
+          <w:szCs w:val="24"/>
+        </w:rPr>
+        <w:t xml:space="preserve">贵公司的行为{{违法性分析}}，违反了上述法律规定，依法应当承担相应的法律责任，包括但不限于支付工资、经济补偿金、赔偿金、补缴社会保险等。</w:t>
+      </w:r>
+    </w:p>
+    <w:p>
+      <w:pPr>
+        <w:spacing w:line="360"/>
+        <w:ind w:firstLine="480"/>
+      </w:pPr>
+      <w:r>
+        <w:rPr>
+          <w:rFonts w:ascii="宋体" w:cs="宋体" w:eastAsia="宋体" w:hAnsi="宋体"/>
+          <w:sz w:val="24"/>
+          <w:szCs w:val="24"/>
+        </w:rPr>
+        <w:t xml:space="preserve">根据相关法律规定，用人单位违法解除或终止劳动合同的，应当向劳动者支付赔偿金，标准为经济补偿金的两倍。</w:t>
       </w:r>
     </w:p>
     <w:p/>
@@ -173,22 +376,187 @@
           <w:sz w:val="28"/>
           <w:szCs w:val="28"/>
         </w:rPr>
-        <w:t xml:space="preserve">三、律师要求</w:t>
-      </w:r>
-    </w:p>
-    <w:p>
-      <w:pPr>
-        <w:spacing w:line="360"/>
-        <w:ind w:firstLine="480"/>
-      </w:pPr>
-      <w:r>
-        <w:rPr>
-          <w:rFonts w:ascii="宋体" w:cs="宋体" w:eastAsia="宋体" w:hAnsi="宋体"/>
-          <w:color w:val="FF0000"/>
-          <w:sz w:val="24"/>
-          <w:szCs w:val="24"/>
-        </w:rPr>
-        <w:t xml:space="preserve">请贵公司在收到本函后{{处理期限}}日内：</w:t>
+        <w:t xml:space="preserve">三、赔偿计算</w:t>
+      </w:r>
+    </w:p>
+    <w:p>
+      <w:pPr>
+        <w:spacing w:line="360"/>
+        <w:ind w:firstLine="480"/>
+      </w:pPr>
+      <w:r>
+        <w:rPr>
+          <w:rFonts w:ascii="宋体" w:cs="宋体" w:eastAsia="宋体" w:hAnsi="宋体"/>
+          <w:sz w:val="24"/>
+          <w:szCs w:val="24"/>
+        </w:rPr>
+        <w:t xml:space="preserve">根据相关法律规定，贵公司应向委托人支付以下款项：</w:t>
+      </w:r>
+    </w:p>
+    <w:p>
+      <w:pPr>
+        <w:spacing w:line="360"/>
+        <w:ind w:firstLine="480"/>
+      </w:pPr>
+      <w:r>
+        <w:rPr>
+          <w:rFonts w:ascii="宋体" w:cs="宋体" w:eastAsia="宋体" w:hAnsi="宋体"/>
+          <w:color w:val="FF0000"/>
+          <w:sz w:val="24"/>
+          <w:szCs w:val="24"/>
+        </w:rPr>
+        <w:t xml:space="preserve">1. 拖欠工资：人民币{{拖欠工资金额}}元（自{{拖欠起始日期}}至{{拖欠结束日期}}）；</w:t>
+      </w:r>
+    </w:p>
+    <w:p>
+      <w:pPr>
+        <w:spacing w:line="360"/>
+        <w:ind w:firstLine="480"/>
+      </w:pPr>
+      <w:r>
+        <w:rPr>
+          <w:rFonts w:ascii="宋体" w:cs="宋体" w:eastAsia="宋体" w:hAnsi="宋体"/>
+          <w:color w:val="FF0000"/>
+          <w:sz w:val="24"/>
+          <w:szCs w:val="24"/>
+        </w:rPr>
+        <w:t xml:space="preserve">2. 未签订劳动合同的双倍工资差额：人民币{{双倍工资差额金额}}元（自{{应签订日期}}至{{实际签订日期}}，共{{月数}}个月）；</w:t>
+      </w:r>
+    </w:p>
+    <w:p>
+      <w:pPr>
+        <w:spacing w:line="360"/>
+        <w:ind w:firstLine="480"/>
+      </w:pPr>
+      <w:r>
+        <w:rPr>
+          <w:rFonts w:ascii="宋体" w:cs="宋体" w:eastAsia="宋体" w:hAnsi="宋体"/>
+          <w:color w:val="FF0000"/>
+          <w:sz w:val="24"/>
+          <w:szCs w:val="24"/>
+        </w:rPr>
+        <w:t xml:space="preserve">3. 未休年休假工资：人民币{{年休假工资金额}}元；</w:t>
+      </w:r>
+    </w:p>
+    <w:p>
+      <w:pPr>
+        <w:spacing w:line="360"/>
+        <w:ind w:firstLine="480"/>
+      </w:pPr>
+      <w:r>
+        <w:rPr>
+          <w:rFonts w:ascii="宋体" w:cs="宋体" w:eastAsia="宋体" w:hAnsi="宋体"/>
+          <w:color w:val="FF0000"/>
+          <w:sz w:val="24"/>
+          <w:szCs w:val="24"/>
+        </w:rPr>
+        <w:t xml:space="preserve">4. 加班费：人民币{{加班费金额}}元；</w:t>
+      </w:r>
+    </w:p>
+    <w:p>
+      <w:pPr>
+        <w:spacing w:line="360"/>
+        <w:ind w:firstLine="480"/>
+      </w:pPr>
+      <w:r>
+        <w:rPr>
+          <w:rFonts w:ascii="宋体" w:cs="宋体" w:eastAsia="宋体" w:hAnsi="宋体"/>
+          <w:color w:val="FF0000"/>
+          <w:sz w:val="24"/>
+          <w:szCs w:val="24"/>
+        </w:rPr>
+        <w:t xml:space="preserve">5. 经济补偿金：按委托人在贵公司工作年限计算，工作{{工作年限}}年，应支付{{月数}}个月工资，计人民币{{经济补偿金金额}}元；</w:t>
+      </w:r>
+    </w:p>
+    <w:p>
+      <w:pPr>
+        <w:spacing w:line="360"/>
+        <w:ind w:firstLine="480"/>
+      </w:pPr>
+      <w:r>
+        <w:rPr>
+          <w:rFonts w:ascii="宋体" w:cs="宋体" w:eastAsia="宋体" w:hAnsi="宋体"/>
+          <w:color w:val="FF0000"/>
+          <w:sz w:val="24"/>
+          <w:szCs w:val="24"/>
+        </w:rPr>
+        <w:t xml:space="preserve">6. 赔偿金：因贵公司违法解除劳动合同，应支付赔偿金人民币{{赔偿金金额}}元（经济补偿金的二倍）；</w:t>
+      </w:r>
+    </w:p>
+    <w:p>
+      <w:pPr>
+        <w:spacing w:line="360"/>
+        <w:ind w:firstLine="480"/>
+      </w:pPr>
+      <w:r>
+        <w:rPr>
+          <w:rFonts w:ascii="宋体" w:cs="宋体" w:eastAsia="宋体" w:hAnsi="宋体"/>
+          <w:color w:val="FF0000"/>
+          <w:sz w:val="24"/>
+          <w:szCs w:val="24"/>
+        </w:rPr>
+        <w:t xml:space="preserve">7. 未缴纳社会保险的损失：人民币{{社保损失金额}}元；</w:t>
+      </w:r>
+    </w:p>
+    <w:p>
+      <w:pPr>
+        <w:spacing w:line="360"/>
+        <w:ind w:firstLine="480"/>
+      </w:pPr>
+      <w:r>
+        <w:rPr>
+          <w:rFonts w:ascii="宋体" w:cs="宋体" w:eastAsia="宋体" w:hAnsi="宋体"/>
+          <w:color w:val="FF0000"/>
+          <w:sz w:val="24"/>
+          <w:szCs w:val="24"/>
+        </w:rPr>
+        <w:t xml:space="preserve">8. 以上各项合计：人民币{{总金额}}元（大写：{{总金额大写}}）。</w:t>
+      </w:r>
+    </w:p>
+    <w:p>
+      <w:pPr>
+        <w:spacing w:line="360"/>
+        <w:ind w:firstLine="480"/>
+      </w:pPr>
+      <w:r>
+        <w:rPr>
+          <w:rFonts w:ascii="宋体" w:cs="宋体" w:eastAsia="宋体" w:hAnsi="宋体"/>
+          <w:sz w:val="24"/>
+          <w:szCs w:val="24"/>
+        </w:rPr>
+        <w:t xml:space="preserve">注：上述计算依据为委托人提供的证据材料，最终数额以劳动争议仲裁委员会或人民法院的裁决/判决为准。</w:t>
+      </w:r>
+    </w:p>
+    <w:p/>
+    <w:p>
+      <w:pPr>
+        <w:spacing w:before="200" w:after="200"/>
+      </w:pPr>
+      <w:r>
+        <w:rPr>
+          <w:rFonts w:ascii="宋体" w:cs="宋体" w:eastAsia="宋体" w:hAnsi="宋体"/>
+          <w:b/>
+          <w:bCs/>
+          <w:color w:val="000000"/>
+          <w:sz w:val="28"/>
+          <w:szCs w:val="28"/>
+        </w:rPr>
+        <w:t xml:space="preserve">四、律师要求</w:t>
+      </w:r>
+    </w:p>
+    <w:p>
+      <w:pPr>
+        <w:spacing w:line="360"/>
+        <w:ind w:firstLine="480"/>
+      </w:pPr>
+      <w:r>
+        <w:rPr>
+          <w:rFonts w:ascii="宋体" w:cs="宋体" w:eastAsia="宋体" w:hAnsi="宋体"/>
+          <w:color w:val="FF0000"/>
+          <w:sz w:val="24"/>
+          <w:szCs w:val="24"/>
+        </w:rPr>
+        <w:t xml:space="preserve">请贵公司在收到本函后{{处理期限}}日内（即{{具体截止日期}}前）：</w:t>
       </w:r>
     </w:p>
     <w:p>
@@ -233,7 +601,36 @@
           <w:sz w:val="24"/>
           <w:szCs w:val="24"/>
         </w:rPr>
-        <w:t xml:space="preserve">3. 支付{{赔偿项目}}人民币{{金额}}元。</w:t>
+        <w:t xml:space="preserve">3. 支付{{赔偿项目}}人民币{{金额}}元；</w:t>
+      </w:r>
+    </w:p>
+    <w:p>
+      <w:pPr>
+        <w:spacing w:line="360"/>
+        <w:ind w:firstLine="480"/>
+      </w:pPr>
+      <w:r>
+        <w:rPr>
+          <w:rFonts w:ascii="宋体" w:cs="宋体" w:eastAsia="宋体" w:hAnsi="宋体"/>
+          <w:color w:val="FF0000"/>
+          <w:sz w:val="24"/>
+          <w:szCs w:val="24"/>
+        </w:rPr>
+        <w:t xml:space="preserve">4. 为委托人办理{{其他手续}}；</w:t>
+      </w:r>
+    </w:p>
+    <w:p>
+      <w:pPr>
+        <w:spacing w:line="360"/>
+        <w:ind w:firstLine="480"/>
+      </w:pPr>
+      <w:r>
+        <w:rPr>
+          <w:rFonts w:ascii="宋体" w:cs="宋体" w:eastAsia="宋体" w:hAnsi="宋体"/>
+          <w:sz w:val="24"/>
+          <w:szCs w:val="24"/>
+        </w:rPr>
+        <w:t xml:space="preserve">5. 向委托人出具解除或终止劳动合同证明。</w:t>
       </w:r>
     </w:p>
     <w:p/>
@@ -290,22 +687,96 @@
           <w:sz w:val="24"/>
           <w:szCs w:val="24"/>
         </w:rPr>
-        <w:t xml:space="preserve">3. 申请媒体曝光，维护当事人合法权益。</w:t>
-      </w:r>
-    </w:p>
-    <w:p/>
-    <w:p>
-      <w:pPr>
-        <w:spacing w:line="360"/>
-        <w:ind w:firstLine="480"/>
-      </w:pPr>
-      <w:r>
-        <w:rPr>
-          <w:rFonts w:ascii="宋体" w:cs="宋体" w:eastAsia="宋体" w:hAnsi="宋体"/>
-          <w:sz w:val="24"/>
-          <w:szCs w:val="24"/>
-        </w:rPr>
-        <w:t xml:space="preserve">望贵公司本着合法、公平的原则，妥善处理此事，以免造成不必要的法律风险。</w:t>
+        <w:t xml:space="preserve">3. 申请劳动监察部门介入调查；</w:t>
+      </w:r>
+    </w:p>
+    <w:p>
+      <w:pPr>
+        <w:spacing w:line="360"/>
+        <w:ind w:firstLine="480"/>
+      </w:pPr>
+      <w:r>
+        <w:rPr>
+          <w:rFonts w:ascii="宋体" w:cs="宋体" w:eastAsia="宋体" w:hAnsi="宋体"/>
+          <w:sz w:val="24"/>
+          <w:szCs w:val="24"/>
+        </w:rPr>
+        <w:t xml:space="preserve">4. 通过媒体曝光，维护委托人合法权益；</w:t>
+      </w:r>
+    </w:p>
+    <w:p>
+      <w:pPr>
+        <w:spacing w:line="360"/>
+        <w:ind w:firstLine="480"/>
+      </w:pPr>
+      <w:r>
+        <w:rPr>
+          <w:rFonts w:ascii="宋体" w:cs="宋体" w:eastAsia="宋体" w:hAnsi="宋体"/>
+          <w:sz w:val="24"/>
+          <w:szCs w:val="24"/>
+        </w:rPr>
+        <w:t xml:space="preserve">5. 申请将贵公司列入劳动保障守法诚信等级评价黑名单。</w:t>
+      </w:r>
+    </w:p>
+    <w:p/>
+    <w:p>
+      <w:pPr>
+        <w:spacing w:line="360"/>
+        <w:ind w:firstLine="480"/>
+      </w:pPr>
+      <w:r>
+        <w:rPr>
+          <w:rFonts w:ascii="宋体" w:cs="宋体" w:eastAsia="宋体" w:hAnsi="宋体"/>
+          <w:sz w:val="24"/>
+          <w:szCs w:val="24"/>
+        </w:rPr>
+        <w:t xml:space="preserve">同时，我方将对贵公司的违法行为进行证据保全，并保留追究贵公司其他法律责任的权利。</w:t>
+      </w:r>
+    </w:p>
+    <w:p/>
+    <w:p>
+      <w:pPr>
+        <w:spacing w:line="360"/>
+        <w:ind w:firstLine="480"/>
+      </w:pPr>
+      <w:r>
+        <w:rPr>
+          <w:rFonts w:ascii="宋体" w:cs="宋体" w:eastAsia="宋体" w:hAnsi="宋体"/>
+          <w:sz w:val="24"/>
+          <w:szCs w:val="24"/>
+        </w:rPr>
+        <w:t xml:space="preserve">望贵公司本着合法、公平的原则，妥善处理此事，以免造成不必要的法律风险和经济损失。</w:t>
+      </w:r>
+    </w:p>
+    <w:p/>
+    <w:p>
+      <w:pPr>
+        <w:spacing w:line="360"/>
+        <w:ind w:firstLine="480"/>
+      </w:pPr>
+      <w:r>
+        <w:rPr>
+          <w:rFonts w:ascii="宋体" w:cs="宋体" w:eastAsia="宋体" w:hAnsi="宋体"/>
+          <w:color w:val="FF0000"/>
+          <w:sz w:val="24"/>
+          <w:szCs w:val="24"/>
+        </w:rPr>
+        <w:t xml:space="preserve">本函以{{送达方式}}方式送达，送达之日即为收到之日。</w:t>
+      </w:r>
+    </w:p>
+    <w:p>
+      <w:pPr>
+        <w:spacing w:line="360"/>
+        <w:ind w:firstLine="480"/>
+      </w:pPr>
+      <w:r>
+        <w:rPr>
+          <w:rFonts w:ascii="宋体" w:cs="宋体" w:eastAsia="宋体" w:hAnsi="宋体"/>
+          <w:color w:val="FF0000"/>
+          <w:sz w:val="24"/>
+          <w:szCs w:val="24"/>
+        </w:rPr>
+        <w:t xml:space="preserve">如贵公司对本函内容有异议，可在收到本函后{{异议期限}}日内向本所提出书面异议并提供相应证据。</w:t>
       </w:r>
     </w:p>
     <w:p/>
@@ -334,7 +805,7 @@
           <w:sz w:val="24"/>
           <w:szCs w:val="24"/>
         </w:rPr>
-        <w:t xml:space="preserve">{{律师事务所名称}}</w:t>
+        <w:t xml:space="preserve">{{律师事务所名称}}（盖章）</w:t>
       </w:r>
     </w:p>
     <w:p>
@@ -390,9 +861,51 @@
           <w:sz w:val="24"/>
           <w:szCs w:val="24"/>
         </w:rPr>
+        <w:t xml:space="preserve">传真：{{传真号码}}</w:t>
+      </w:r>
+    </w:p>
+    <w:p>
+      <w:pPr>
+        <w:spacing w:line="360"/>
+      </w:pPr>
+      <w:r>
+        <w:rPr>
+          <w:rFonts w:ascii="宋体" w:cs="宋体" w:eastAsia="宋体" w:hAnsi="宋体"/>
+          <w:color w:val="FF0000"/>
+          <w:sz w:val="24"/>
+          <w:szCs w:val="24"/>
+        </w:rPr>
+        <w:t xml:space="preserve">电子邮箱：{{律师邮箱}}</w:t>
+      </w:r>
+    </w:p>
+    <w:p>
+      <w:pPr>
+        <w:spacing w:line="360"/>
+      </w:pPr>
+      <w:r>
+        <w:rPr>
+          <w:rFonts w:ascii="宋体" w:cs="宋体" w:eastAsia="宋体" w:hAnsi="宋体"/>
+          <w:color w:val="FF0000"/>
+          <w:sz w:val="24"/>
+          <w:szCs w:val="24"/>
+        </w:rPr>
         <w:t xml:space="preserve">地址：{{律所地址}}</w:t>
       </w:r>
     </w:p>
+    <w:p>
+      <w:pPr>
+        <w:spacing w:line="360"/>
+      </w:pPr>
+      <w:r>
+        <w:rPr>
+          <w:rFonts w:ascii="宋体" w:cs="宋体" w:eastAsia="宋体" w:hAnsi="宋体"/>
+          <w:color w:val="FF0000"/>
+          <w:sz w:val="24"/>
+          <w:szCs w:val="24"/>
+        </w:rPr>
+        <w:t xml:space="preserve">邮政编码：{{邮政编码}}</w:t>
+      </w:r>
+    </w:p>
     <w:p/>
     <w:p>
       <w:pPr>
@@ -406,6 +919,63 @@
           <w:szCs w:val="24"/>
         </w:rPr>
         <w:t xml:space="preserve">{{日期}}</w:t>
+      </w:r>
+    </w:p>
+    <w:p/>
+    <w:p>
+      <w:pPr>
+        <w:spacing w:line="360"/>
+      </w:pPr>
+      <w:r>
+        <w:rPr>
+          <w:rFonts w:ascii="宋体" w:cs="宋体" w:eastAsia="宋体" w:hAnsi="宋体"/>
+          <w:color w:val="FF0000"/>
+          <w:sz w:val="24"/>
+          <w:szCs w:val="24"/>
+        </w:rPr>
+        <w:t xml:space="preserve">附件：{{附件清单}}</w:t>
+      </w:r>
+    </w:p>
+    <w:p>
+      <w:pPr>
+        <w:spacing w:line="360"/>
+      </w:pPr>
+      <w:r>
+        <w:rPr>
+          <w:rFonts w:ascii="宋体" w:cs="宋体" w:eastAsia="宋体" w:hAnsi="宋体"/>
+          <w:color w:val="FF0000"/>
+          <w:sz w:val="24"/>
+          <w:szCs w:val="24"/>
+        </w:rPr>
+        <w:t xml:space="preserve">1. {{劳动合同}}复印件（{{页数}}页）</w:t>
+      </w:r>
+    </w:p>
+    <w:p>
+      <w:pPr>
+        <w:spacing w:line="360"/>
+      </w:pPr>
+      <w:r>
+        <w:rPr>
+          <w:rFonts w:ascii="宋体" w:cs="宋体" w:eastAsia="宋体" w:hAnsi="宋体"/>
+          <w:color w:val="FF0000"/>
+          <w:sz w:val="24"/>
+          <w:szCs w:val="24"/>
+        </w:rPr>
+        <w:t xml:space="preserve">2. {{工资条}}复印件（{{页数}}页）</w:t>
+      </w:r>
+    </w:p>
+    <w:p>
+      <w:pPr>
+        <w:spacing w:line="360"/>
+      </w:pPr>
+      <w:r>
+        <w:rPr>
+          <w:rFonts w:ascii="宋体" w:cs="宋体" w:eastAsia="宋体" w:hAnsi="宋体"/>
+          <w:color w:val="FF0000"/>
+          <w:sz w:val="24"/>
+          <w:szCs w:val="24"/>
+        </w:rPr>
+        <w:t xml:space="preserve">3. {{工作记录}}复印件（{{页数}}页）</w:t>
       </w:r>
     </w:p>
     <w:sectPr>
